--- a/ASI/IMPRIMIR_Parcial_AD.docx
+++ b/ASI/IMPRIMIR_Parcial_AD.docx
@@ -3,7 +3,899 @@
 <w:document xmlns:wpc="http://schemas.microsoft.com/office/word/2010/wordprocessingCanvas" xmlns:cx="http://schemas.microsoft.com/office/drawing/2014/chartex" xmlns:cx1="http://schemas.microsoft.com/office/drawing/2015/9/8/chartex" xmlns:cx2="http://schemas.microsoft.com/office/drawing/2015/10/21/chartex" xmlns:cx3="http://schemas.microsoft.com/office/drawing/2016/5/9/chartex" xmlns:cx4="http://schemas.microsoft.com/office/drawing/2016/5/10/chartex" xmlns:cx5="http://schemas.microsoft.com/office/drawing/2016/5/11/chartex" xmlns:cx6="http://schemas.microsoft.com/office/drawing/2016/5/12/chartex" xmlns:cx7="http://schemas.microsoft.com/office/drawing/2016/5/13/chartex" xmlns:cx8="http://schemas.microsoft.com/office/drawing/2016/5/14/chartex" xmlns:mc="http://schemas.openxmlformats.org/markup-compatibility/2006" xmlns:aink="http://schemas.microsoft.com/office/drawing/2016/ink" xmlns:am3d="http://schemas.microsoft.com/office/drawing/2017/model3d" xmlns:o="urn:schemas-microsoft-com:office:office" xmlns:oel="http://schemas.microsoft.com/office/2019/extlst" xmlns:r="http://schemas.openxmlformats.org/officeDocument/2006/relationships" xmlns:m="http://schemas.openxmlformats.org/officeDocument/2006/math" xmlns:v="urn:schemas-microsoft-com:vml" xmlns:wp14="http://schemas.microsoft.com/office/word/2010/wordprocessingDrawing" xmlns:wp="http://schemas.openxmlformats.org/drawingml/2006/wordprocessingDrawing" xmlns:w10="urn:schemas-microsoft-com:office:word" xmlns:w="http://schemas.openxmlformats.org/wordprocessingml/2006/main" xmlns:w14="http://schemas.microsoft.com/office/word/2010/wordml" xmlns:w15="http://schemas.microsoft.com/office/word/2012/wordml" xmlns:w16cex="http://schemas.microsoft.com/office/word/2018/wordml/cex" xmlns:w16cid="http://schemas.microsoft.com/office/word/2016/wordml/cid" xmlns:w16="http://schemas.microsoft.com/office/word/2018/wordml" xmlns:w16du="http://schemas.microsoft.com/office/word/2023/wordml/word16du" xmlns:w16sdtdh="http://schemas.microsoft.com/office/word/2020/wordml/sdtdatahash" xmlns:w16sdtfl="http://schemas.microsoft.com/office/word/2024/wordml/sdtformatlock" xmlns:w16se="http://schemas.microsoft.com/office/word/2015/wordml/symex" xmlns:wpg="http://schemas.microsoft.com/office/word/2010/wordprocessingGroup" xmlns:wpi="http://schemas.microsoft.com/office/word/2010/wordprocessingInk" xmlns:wne="http://schemas.microsoft.com/office/word/2006/wordml" xmlns:wps="http://schemas.microsoft.com/office/word/2010/wordprocessingShape" mc:Ignorable="w14 w15 w16se w16cid w16 w16cex w16sdtdh w16sdtfl w16du wp14">
   <w:body>
     <w:p>
-      <w:r>
+      <w:pPr>
+        <w:pStyle w:val="Ttulo1"/>
+      </w:pPr>
+      <w:r>
+        <w:t xml:space="preserve">Listado de </w:t>
+      </w:r>
+      <w:proofErr w:type="spellStart"/>
+      <w:r>
+        <w:t>KPIs</w:t>
+      </w:r>
+      <w:proofErr w:type="spellEnd"/>
+      <w:r>
+        <w:t>:</w:t>
+      </w:r>
+    </w:p>
+    <w:p>
+      <w:pPr>
+        <w:pStyle w:val="Ttulo2"/>
+      </w:pPr>
+      <w:r>
+        <w:t>Gestión de incidentes</w:t>
+      </w:r>
+    </w:p>
+    <w:p>
+      <w:pPr>
+        <w:pStyle w:val="Prrafodelista"/>
+        <w:numPr>
+          <w:ilvl w:val="0"/>
+          <w:numId w:val="1"/>
+        </w:numPr>
+      </w:pPr>
+      <w:r>
+        <w:t>Cantidad de incidentes repetidos.</w:t>
+      </w:r>
+    </w:p>
+    <w:p>
+      <w:pPr>
+        <w:pStyle w:val="Prrafodelista"/>
+        <w:numPr>
+          <w:ilvl w:val="0"/>
+          <w:numId w:val="1"/>
+        </w:numPr>
+      </w:pPr>
+      <w:r>
+        <w:t>Incidentes resueltos a distancia.</w:t>
+      </w:r>
+    </w:p>
+    <w:p>
+      <w:pPr>
+        <w:pStyle w:val="Prrafodelista"/>
+        <w:numPr>
+          <w:ilvl w:val="0"/>
+          <w:numId w:val="1"/>
+        </w:numPr>
+      </w:pPr>
+      <w:r>
+        <w:t>Cantidad de escalados.</w:t>
+      </w:r>
+    </w:p>
+    <w:p>
+      <w:pPr>
+        <w:pStyle w:val="Prrafodelista"/>
+        <w:numPr>
+          <w:ilvl w:val="0"/>
+          <w:numId w:val="1"/>
+        </w:numPr>
+      </w:pPr>
+      <w:r>
+        <w:t>Cantidad de incidentes.</w:t>
+      </w:r>
+    </w:p>
+    <w:p>
+      <w:pPr>
+        <w:pStyle w:val="Prrafodelista"/>
+        <w:numPr>
+          <w:ilvl w:val="0"/>
+          <w:numId w:val="1"/>
+        </w:numPr>
+      </w:pPr>
+      <w:r>
+        <w:t>Tiempo de resolución del incidente.</w:t>
+      </w:r>
+    </w:p>
+    <w:p>
+      <w:pPr>
+        <w:pStyle w:val="Prrafodelista"/>
+        <w:numPr>
+          <w:ilvl w:val="0"/>
+          <w:numId w:val="1"/>
+        </w:numPr>
+      </w:pPr>
+      <w:r>
+        <w:t>Tasa de resolución de primera llamada.</w:t>
+      </w:r>
+    </w:p>
+    <w:p>
+      <w:pPr>
+        <w:pStyle w:val="Prrafodelista"/>
+        <w:numPr>
+          <w:ilvl w:val="0"/>
+          <w:numId w:val="1"/>
+        </w:numPr>
+      </w:pPr>
+      <w:r>
+        <w:t>Resolución dentro del SLA.</w:t>
+      </w:r>
+    </w:p>
+    <w:p>
+      <w:pPr>
+        <w:pStyle w:val="Prrafodelista"/>
+        <w:numPr>
+          <w:ilvl w:val="0"/>
+          <w:numId w:val="1"/>
+        </w:numPr>
+      </w:pPr>
+      <w:r>
+        <w:t>Esfuerzo de resolución del incidente.</w:t>
+      </w:r>
+    </w:p>
+    <w:p>
+      <w:pPr>
+        <w:pStyle w:val="Ttulo2"/>
+      </w:pPr>
+      <w:r>
+        <w:t>Gestión de solicitudes de servicio</w:t>
+      </w:r>
+    </w:p>
+    <w:p>
+      <w:pPr>
+        <w:pStyle w:val="Prrafodelista"/>
+        <w:numPr>
+          <w:ilvl w:val="0"/>
+          <w:numId w:val="2"/>
+        </w:numPr>
+      </w:pPr>
+      <w:r>
+        <w:t>Solicitudes de servicio procesadas.</w:t>
+      </w:r>
+    </w:p>
+    <w:p>
+      <w:pPr>
+        <w:pStyle w:val="Prrafodelista"/>
+        <w:numPr>
+          <w:ilvl w:val="0"/>
+          <w:numId w:val="2"/>
+        </w:numPr>
+      </w:pPr>
+      <w:r>
+        <w:t>Estado de solicitudes de servicio.</w:t>
+      </w:r>
+    </w:p>
+    <w:p>
+      <w:pPr>
+        <w:pStyle w:val="Prrafodelista"/>
+        <w:numPr>
+          <w:ilvl w:val="0"/>
+          <w:numId w:val="2"/>
+        </w:numPr>
+      </w:pPr>
+      <w:r>
+        <w:t>Solicitudes pendientes.</w:t>
+      </w:r>
+    </w:p>
+    <w:p>
+      <w:pPr>
+        <w:pStyle w:val="Prrafodelista"/>
+        <w:numPr>
+          <w:ilvl w:val="0"/>
+          <w:numId w:val="2"/>
+        </w:numPr>
+      </w:pPr>
+      <w:r>
+        <w:t>Tiempo de atención de solicitudes.</w:t>
+      </w:r>
+    </w:p>
+    <w:p>
+      <w:pPr>
+        <w:pStyle w:val="Prrafodelista"/>
+        <w:numPr>
+          <w:ilvl w:val="0"/>
+          <w:numId w:val="2"/>
+        </w:numPr>
+      </w:pPr>
+      <w:r>
+        <w:t>Costo promedio.</w:t>
+      </w:r>
+    </w:p>
+    <w:p>
+      <w:pPr>
+        <w:pStyle w:val="Prrafodelista"/>
+        <w:numPr>
+          <w:ilvl w:val="0"/>
+          <w:numId w:val="2"/>
+        </w:numPr>
+      </w:pPr>
+      <w:r>
+        <w:t>Solicitudes finalizadas con éxito.</w:t>
+      </w:r>
+    </w:p>
+    <w:p>
+      <w:pPr>
+        <w:pStyle w:val="Prrafodelista"/>
+        <w:numPr>
+          <w:ilvl w:val="0"/>
+          <w:numId w:val="2"/>
+        </w:numPr>
+      </w:pPr>
+      <w:r>
+        <w:t>Nivel de satisfacción del cliente.</w:t>
+      </w:r>
+    </w:p>
+    <w:p>
+      <w:pPr>
+        <w:pStyle w:val="Ttulo2"/>
+      </w:pPr>
+      <w:r>
+        <w:t>Gestión y monitorización de eventos</w:t>
+      </w:r>
+    </w:p>
+    <w:p>
+      <w:pPr>
+        <w:pStyle w:val="Prrafodelista"/>
+        <w:numPr>
+          <w:ilvl w:val="0"/>
+          <w:numId w:val="3"/>
+        </w:numPr>
+      </w:pPr>
+      <w:r>
+        <w:t>Eventos clasificados.</w:t>
+      </w:r>
+    </w:p>
+    <w:p>
+      <w:pPr>
+        <w:pStyle w:val="Prrafodelista"/>
+        <w:numPr>
+          <w:ilvl w:val="0"/>
+          <w:numId w:val="3"/>
+        </w:numPr>
+      </w:pPr>
+      <w:r>
+        <w:t>Intervención en eventos.</w:t>
+      </w:r>
+    </w:p>
+    <w:p>
+      <w:pPr>
+        <w:pStyle w:val="Prrafodelista"/>
+        <w:numPr>
+          <w:ilvl w:val="0"/>
+          <w:numId w:val="3"/>
+        </w:numPr>
+      </w:pPr>
+      <w:r>
+        <w:t>Escalado para resolución.</w:t>
+      </w:r>
+    </w:p>
+    <w:p>
+      <w:pPr>
+        <w:pStyle w:val="Prrafodelista"/>
+        <w:numPr>
+          <w:ilvl w:val="0"/>
+          <w:numId w:val="3"/>
+        </w:numPr>
+      </w:pPr>
+      <w:r>
+        <w:t>Eventos reiterados.</w:t>
+      </w:r>
+    </w:p>
+    <w:p>
+      <w:pPr>
+        <w:pStyle w:val="Prrafodelista"/>
+        <w:numPr>
+          <w:ilvl w:val="0"/>
+          <w:numId w:val="3"/>
+        </w:numPr>
+      </w:pPr>
+      <w:r>
+        <w:t>Eventos duplicados.</w:t>
+      </w:r>
+    </w:p>
+    <w:p>
+      <w:pPr>
+        <w:pStyle w:val="Prrafodelista"/>
+        <w:numPr>
+          <w:ilvl w:val="0"/>
+          <w:numId w:val="3"/>
+        </w:numPr>
+      </w:pPr>
+      <w:r>
+        <w:t>Eventos por problemas de capacidad.</w:t>
+      </w:r>
+    </w:p>
+    <w:p>
+      <w:pPr>
+        <w:pStyle w:val="Prrafodelista"/>
+        <w:numPr>
+          <w:ilvl w:val="0"/>
+          <w:numId w:val="3"/>
+        </w:numPr>
+      </w:pPr>
+      <w:r>
+        <w:t xml:space="preserve">Eventos por problemas de </w:t>
+      </w:r>
+      <w:r>
+        <w:t>disponibilidad</w:t>
+      </w:r>
+      <w:r>
+        <w:t>.</w:t>
+      </w:r>
+    </w:p>
+    <w:p>
+      <w:pPr>
+        <w:pStyle w:val="Prrafodelista"/>
+        <w:numPr>
+          <w:ilvl w:val="0"/>
+          <w:numId w:val="3"/>
+        </w:numPr>
+      </w:pPr>
+      <w:r>
+        <w:t>Ratio de incidentes por eventos.</w:t>
+      </w:r>
+    </w:p>
+    <w:p>
+      <w:pPr>
+        <w:pStyle w:val="Ttulo2"/>
+      </w:pPr>
+      <w:r>
+        <w:t>Gestión de problemas</w:t>
+      </w:r>
+    </w:p>
+    <w:p>
+      <w:pPr>
+        <w:pStyle w:val="Prrafodelista"/>
+        <w:numPr>
+          <w:ilvl w:val="0"/>
+          <w:numId w:val="4"/>
+        </w:numPr>
+      </w:pPr>
+      <w:r>
+        <w:t>Cantidad de problemas.</w:t>
+      </w:r>
+    </w:p>
+    <w:p>
+      <w:pPr>
+        <w:pStyle w:val="Prrafodelista"/>
+        <w:numPr>
+          <w:ilvl w:val="0"/>
+          <w:numId w:val="4"/>
+        </w:numPr>
+      </w:pPr>
+      <w:r>
+        <w:t>Tiempo de resolución de problemas.</w:t>
+      </w:r>
+    </w:p>
+    <w:p>
+      <w:pPr>
+        <w:pStyle w:val="Prrafodelista"/>
+        <w:numPr>
+          <w:ilvl w:val="0"/>
+          <w:numId w:val="4"/>
+        </w:numPr>
+      </w:pPr>
+      <w:r>
+        <w:t>Cantidad de incidentes por problema.</w:t>
+      </w:r>
+    </w:p>
+    <w:p>
+      <w:pPr>
+        <w:pStyle w:val="Prrafodelista"/>
+        <w:numPr>
+          <w:ilvl w:val="0"/>
+          <w:numId w:val="4"/>
+        </w:numPr>
+      </w:pPr>
+      <w:r>
+        <w:t>Cantidad de incidentes por problema conocido.</w:t>
+      </w:r>
+    </w:p>
+    <w:p>
+      <w:pPr>
+        <w:pStyle w:val="Prrafodelista"/>
+        <w:numPr>
+          <w:ilvl w:val="0"/>
+          <w:numId w:val="4"/>
+        </w:numPr>
+      </w:pPr>
+      <w:r>
+        <w:t>Tiempo hasta la identificación del problema.</w:t>
+      </w:r>
+    </w:p>
+    <w:p>
+      <w:pPr>
+        <w:pStyle w:val="Prrafodelista"/>
+        <w:numPr>
+          <w:ilvl w:val="0"/>
+          <w:numId w:val="4"/>
+        </w:numPr>
+      </w:pPr>
+      <w:r>
+        <w:t>Esfuerzo de resolución de problemas.</w:t>
+      </w:r>
+    </w:p>
+    <w:p>
+      <w:pPr>
+        <w:pStyle w:val="Ttulo2"/>
+      </w:pPr>
+      <w:r>
+        <w:t>Control de cambios</w:t>
+      </w:r>
+    </w:p>
+    <w:p>
+      <w:pPr>
+        <w:pStyle w:val="Prrafodelista"/>
+        <w:numPr>
+          <w:ilvl w:val="0"/>
+          <w:numId w:val="5"/>
+        </w:numPr>
+      </w:pPr>
+      <w:r>
+        <w:t>Cantidad de cambios solicitados</w:t>
+      </w:r>
+      <w:r>
+        <w:t>.</w:t>
+      </w:r>
+    </w:p>
+    <w:p>
+      <w:pPr>
+        <w:pStyle w:val="Prrafodelista"/>
+        <w:numPr>
+          <w:ilvl w:val="0"/>
+          <w:numId w:val="5"/>
+        </w:numPr>
+      </w:pPr>
+      <w:r>
+        <w:t>Cantidad de reuniones de CAB</w:t>
+      </w:r>
+      <w:r>
+        <w:t>.</w:t>
+      </w:r>
+    </w:p>
+    <w:p>
+      <w:pPr>
+        <w:pStyle w:val="Prrafodelista"/>
+        <w:numPr>
+          <w:ilvl w:val="0"/>
+          <w:numId w:val="5"/>
+        </w:numPr>
+      </w:pPr>
+      <w:r>
+        <w:lastRenderedPageBreak/>
+        <w:t>Tasa de aceptación de cambios</w:t>
+      </w:r>
+      <w:r>
+        <w:t>.</w:t>
+      </w:r>
+    </w:p>
+    <w:p>
+      <w:pPr>
+        <w:pStyle w:val="Prrafodelista"/>
+        <w:numPr>
+          <w:ilvl w:val="0"/>
+          <w:numId w:val="5"/>
+        </w:numPr>
+      </w:pPr>
+      <w:r>
+        <w:t>Número de cambios clasificados</w:t>
+      </w:r>
+      <w:r>
+        <w:t>.</w:t>
+      </w:r>
+    </w:p>
+    <w:p>
+      <w:pPr>
+        <w:pStyle w:val="Prrafodelista"/>
+        <w:numPr>
+          <w:ilvl w:val="0"/>
+          <w:numId w:val="5"/>
+        </w:numPr>
+      </w:pPr>
+      <w:r>
+        <w:t>Tiempo para autorización para cambios</w:t>
+      </w:r>
+      <w:r>
+        <w:t>.</w:t>
+      </w:r>
+    </w:p>
+    <w:p>
+      <w:pPr>
+        <w:pStyle w:val="Prrafodelista"/>
+        <w:numPr>
+          <w:ilvl w:val="0"/>
+          <w:numId w:val="5"/>
+        </w:numPr>
+      </w:pPr>
+      <w:r>
+        <w:t>Tiempo medio del cambio</w:t>
+      </w:r>
+      <w:r>
+        <w:t>.</w:t>
+      </w:r>
+    </w:p>
+    <w:p>
+      <w:pPr>
+        <w:pStyle w:val="Prrafodelista"/>
+        <w:numPr>
+          <w:ilvl w:val="0"/>
+          <w:numId w:val="5"/>
+        </w:numPr>
+      </w:pPr>
+      <w:r>
+        <w:t>Porcentaje de cambios exitosos</w:t>
+      </w:r>
+      <w:r>
+        <w:t>.</w:t>
+      </w:r>
+    </w:p>
+    <w:p>
+      <w:pPr>
+        <w:pStyle w:val="Prrafodelista"/>
+        <w:numPr>
+          <w:ilvl w:val="0"/>
+          <w:numId w:val="5"/>
+        </w:numPr>
+      </w:pPr>
+      <w:r>
+        <w:t>Cantidad de Back-</w:t>
+      </w:r>
+      <w:proofErr w:type="spellStart"/>
+      <w:r>
+        <w:t>outs</w:t>
+      </w:r>
+      <w:proofErr w:type="spellEnd"/>
+      <w:r>
+        <w:t>.</w:t>
+      </w:r>
+    </w:p>
+    <w:p>
+      <w:pPr>
+        <w:pStyle w:val="Prrafodelista"/>
+        <w:numPr>
+          <w:ilvl w:val="0"/>
+          <w:numId w:val="5"/>
+        </w:numPr>
+      </w:pPr>
+      <w:r>
+        <w:t>Porcentaje de cambios cerrados sin incidencias ulteriores</w:t>
+      </w:r>
+      <w:r>
+        <w:t>.</w:t>
+      </w:r>
+    </w:p>
+    <w:p>
+      <w:pPr>
+        <w:pStyle w:val="Prrafodelista"/>
+        <w:numPr>
+          <w:ilvl w:val="0"/>
+          <w:numId w:val="5"/>
+        </w:numPr>
+      </w:pPr>
+      <w:r>
+        <w:t>Incidencias asociadas a cambios realizados</w:t>
+      </w:r>
+      <w:r>
+        <w:t>.</w:t>
+      </w:r>
+    </w:p>
+    <w:p>
+      <w:pPr>
+        <w:pStyle w:val="Prrafodelista"/>
+        <w:numPr>
+          <w:ilvl w:val="0"/>
+          <w:numId w:val="5"/>
+        </w:numPr>
+      </w:pPr>
+      <w:r>
+        <w:t>Cantidad de cambios urgentes</w:t>
+      </w:r>
+      <w:r>
+        <w:t>.</w:t>
+      </w:r>
+    </w:p>
+    <w:p>
+      <w:pPr>
+        <w:pStyle w:val="Prrafodelista"/>
+        <w:numPr>
+          <w:ilvl w:val="0"/>
+          <w:numId w:val="5"/>
+        </w:numPr>
+      </w:pPr>
+      <w:r>
+        <w:t>Evaluaciones</w:t>
+      </w:r>
+      <w:r>
+        <w:t xml:space="preserve"> </w:t>
+      </w:r>
+      <w:proofErr w:type="spellStart"/>
+      <w:r>
+        <w:t>post-implementación</w:t>
+      </w:r>
+      <w:proofErr w:type="spellEnd"/>
+      <w:r>
+        <w:t>.</w:t>
+      </w:r>
+    </w:p>
+    <w:p>
+      <w:pPr>
+        <w:pStyle w:val="Ttulo2"/>
+      </w:pPr>
+      <w:r>
+        <w:t>Gestión de la configuración del servicio y gestión de activos de TI</w:t>
+      </w:r>
+    </w:p>
+    <w:p>
+      <w:pPr>
+        <w:pStyle w:val="Prrafodelista"/>
+        <w:numPr>
+          <w:ilvl w:val="0"/>
+          <w:numId w:val="6"/>
+        </w:numPr>
+      </w:pPr>
+      <w:r>
+        <w:t>Frecuencia de verificación</w:t>
+      </w:r>
+      <w:r>
+        <w:t>.</w:t>
+      </w:r>
+    </w:p>
+    <w:p>
+      <w:pPr>
+        <w:pStyle w:val="Prrafodelista"/>
+        <w:numPr>
+          <w:ilvl w:val="0"/>
+          <w:numId w:val="6"/>
+        </w:numPr>
+      </w:pPr>
+      <w:r>
+        <w:t>Duración de verificación</w:t>
+      </w:r>
+      <w:r>
+        <w:t>.</w:t>
+      </w:r>
+    </w:p>
+    <w:p>
+      <w:pPr>
+        <w:pStyle w:val="Prrafodelista"/>
+        <w:numPr>
+          <w:ilvl w:val="0"/>
+          <w:numId w:val="6"/>
+        </w:numPr>
+      </w:pPr>
+      <w:r>
+        <w:t>Esfuerzo para verificaciones</w:t>
+      </w:r>
+      <w:r>
+        <w:t>.</w:t>
+      </w:r>
+    </w:p>
+    <w:p>
+      <w:pPr>
+        <w:pStyle w:val="Prrafodelista"/>
+        <w:numPr>
+          <w:ilvl w:val="0"/>
+          <w:numId w:val="6"/>
+        </w:numPr>
+      </w:pPr>
+      <w:r>
+        <w:t>Cubiertas CMS</w:t>
+      </w:r>
+      <w:r>
+        <w:t>.</w:t>
+      </w:r>
+    </w:p>
+    <w:p>
+      <w:pPr>
+        <w:pStyle w:val="Prrafodelista"/>
+        <w:numPr>
+          <w:ilvl w:val="0"/>
+          <w:numId w:val="6"/>
+        </w:numPr>
+      </w:pPr>
+      <w:r>
+        <w:t>Actualización automática</w:t>
+      </w:r>
+      <w:r>
+        <w:t>.</w:t>
+      </w:r>
+    </w:p>
+    <w:p>
+      <w:pPr>
+        <w:pStyle w:val="Prrafodelista"/>
+        <w:numPr>
+          <w:ilvl w:val="0"/>
+          <w:numId w:val="6"/>
+        </w:numPr>
+      </w:pPr>
+      <w:r>
+        <w:t>Cantidad de desvíos</w:t>
+      </w:r>
+      <w:r>
+        <w:t>.</w:t>
+      </w:r>
+    </w:p>
+    <w:p>
+      <w:pPr>
+        <w:pStyle w:val="Prrafodelista"/>
+        <w:numPr>
+          <w:ilvl w:val="0"/>
+          <w:numId w:val="6"/>
+        </w:numPr>
+      </w:pPr>
+      <w:proofErr w:type="spellStart"/>
+      <w:r>
+        <w:t>CIs</w:t>
+      </w:r>
+      <w:proofErr w:type="spellEnd"/>
+      <w:r>
+        <w:t xml:space="preserve"> involucrados en incidentes</w:t>
+      </w:r>
+      <w:r>
+        <w:t>.</w:t>
+      </w:r>
+    </w:p>
+    <w:p>
+      <w:pPr>
+        <w:pStyle w:val="Prrafodelista"/>
+        <w:numPr>
+          <w:ilvl w:val="0"/>
+          <w:numId w:val="6"/>
+        </w:numPr>
+      </w:pPr>
+      <w:r>
+        <w:t>Configuraciones no autorizadas</w:t>
+      </w:r>
+      <w:r>
+        <w:t>.</w:t>
+      </w:r>
+    </w:p>
+    <w:p>
+      <w:pPr>
+        <w:pStyle w:val="Prrafodelista"/>
+        <w:numPr>
+          <w:ilvl w:val="0"/>
+          <w:numId w:val="6"/>
+        </w:numPr>
+      </w:pPr>
+      <w:r>
+        <w:t>Costos asociados</w:t>
+      </w:r>
+      <w:r>
+        <w:t>.</w:t>
+      </w:r>
+    </w:p>
+    <w:p>
+      <w:pPr>
+        <w:pStyle w:val="Ttulo2"/>
+      </w:pPr>
+      <w:r>
+        <w:t>Gestión de versiones</w:t>
+      </w:r>
+    </w:p>
+    <w:p>
+      <w:pPr>
+        <w:pStyle w:val="Prrafodelista"/>
+        <w:numPr>
+          <w:ilvl w:val="0"/>
+          <w:numId w:val="7"/>
+        </w:numPr>
+      </w:pPr>
+      <w:r>
+        <w:t>Cantidad de versiones</w:t>
+      </w:r>
+      <w:r>
+        <w:t>.</w:t>
+      </w:r>
+    </w:p>
+    <w:p>
+      <w:pPr>
+        <w:pStyle w:val="Prrafodelista"/>
+        <w:numPr>
+          <w:ilvl w:val="0"/>
+          <w:numId w:val="7"/>
+        </w:numPr>
+      </w:pPr>
+      <w:r>
+        <w:t>Cantidad de back-</w:t>
+      </w:r>
+      <w:proofErr w:type="spellStart"/>
+      <w:r>
+        <w:t>outs</w:t>
+      </w:r>
+      <w:proofErr w:type="spellEnd"/>
+      <w:r>
+        <w:t>.</w:t>
+      </w:r>
+    </w:p>
+    <w:p>
+      <w:pPr>
+        <w:pStyle w:val="Prrafodelista"/>
+        <w:numPr>
+          <w:ilvl w:val="0"/>
+          <w:numId w:val="7"/>
+        </w:numPr>
+      </w:pPr>
+      <w:r>
+        <w:t>Cantidad de incidencias</w:t>
+      </w:r>
+      <w:r>
+        <w:t>.</w:t>
+      </w:r>
+    </w:p>
+    <w:p>
+      <w:pPr>
+        <w:pStyle w:val="Prrafodelista"/>
+        <w:numPr>
+          <w:ilvl w:val="0"/>
+          <w:numId w:val="7"/>
+        </w:numPr>
+      </w:pPr>
+      <w:r>
+        <w:t>Cumplimiento de plazos</w:t>
+      </w:r>
+      <w:r>
+        <w:t>.</w:t>
+      </w:r>
+    </w:p>
+    <w:p>
+      <w:pPr>
+        <w:pStyle w:val="Prrafodelista"/>
+        <w:numPr>
+          <w:ilvl w:val="0"/>
+          <w:numId w:val="7"/>
+        </w:numPr>
+      </w:pPr>
+      <w:r>
+        <w:t>Duración de Versiones Mayores</w:t>
+      </w:r>
+      <w:r>
+        <w:t>.</w:t>
+      </w:r>
+    </w:p>
+    <w:p>
+      <w:pPr>
+        <w:pStyle w:val="Prrafodelista"/>
+        <w:numPr>
+          <w:ilvl w:val="0"/>
+          <w:numId w:val="7"/>
+        </w:numPr>
+      </w:pPr>
+      <w:r>
+        <w:t>Proporción de versiones con despliegue automático</w:t>
+      </w:r>
+      <w:r>
+        <w:t>.</w:t>
+      </w:r>
+    </w:p>
+    <w:p>
+      <w:pPr>
+        <w:pStyle w:val="Prrafodelista"/>
+        <w:numPr>
+          <w:ilvl w:val="0"/>
+          <w:numId w:val="7"/>
+        </w:numPr>
+      </w:pPr>
+      <w:r>
+        <w:t>Utilización de recursos</w:t>
+      </w:r>
+      <w:r>
+        <w:t>.</w:t>
+      </w:r>
+    </w:p>
+    <w:p>
+      <w:pPr>
+        <w:pStyle w:val="Prrafodelista"/>
+        <w:numPr>
+          <w:ilvl w:val="0"/>
+          <w:numId w:val="7"/>
+        </w:numPr>
+      </w:pPr>
+      <w:r>
+        <w:t>Disponibilidad del Servicio</w:t>
+      </w:r>
+      <w:r>
+        <w:t>.</w:t>
+      </w:r>
+    </w:p>
+    <w:p>
+      <w:pPr>
+        <w:jc w:val="left"/>
+      </w:pPr>
+      <w:r>
+        <w:rPr>
+          <w:noProof/>
+        </w:rPr>
+        <w:lastRenderedPageBreak/>
         <w:drawing>
           <wp:inline distT="0" distB="0" distL="0" distR="0" wp14:anchorId="363EEDE6" wp14:editId="55C81262">
             <wp:extent cx="5400040" cy="3616325"/>
@@ -20,7 +912,7 @@
                     <pic:cNvPicPr/>
                   </pic:nvPicPr>
                   <pic:blipFill>
-                    <a:blip r:embed="rId4"/>
+                    <a:blip r:embed="rId7"/>
                     <a:stretch>
                       <a:fillRect/>
                     </a:stretch>
@@ -41,7 +933,88 @@
         </w:drawing>
       </w:r>
     </w:p>
+    <w:p>
+      <w:r>
+        <w:drawing>
+          <wp:inline distT="0" distB="0" distL="0" distR="0" wp14:anchorId="6B880876" wp14:editId="1E6E216A">
+            <wp:extent cx="5400040" cy="3227705"/>
+            <wp:effectExtent l="0" t="0" r="0" b="0"/>
+            <wp:docPr id="1858148056" name="Imagen 1" descr="Tabla&#10;&#10;El contenido generado por IA puede ser incorrecto."/>
+            <wp:cNvGraphicFramePr>
+              <a:graphicFrameLocks xmlns:a="http://schemas.openxmlformats.org/drawingml/2006/main" noChangeAspect="1"/>
+            </wp:cNvGraphicFramePr>
+            <a:graphic xmlns:a="http://schemas.openxmlformats.org/drawingml/2006/main">
+              <a:graphicData uri="http://schemas.openxmlformats.org/drawingml/2006/picture">
+                <pic:pic xmlns:pic="http://schemas.openxmlformats.org/drawingml/2006/picture">
+                  <pic:nvPicPr>
+                    <pic:cNvPr id="1858148056" name="Imagen 1" descr="Tabla&#10;&#10;El contenido generado por IA puede ser incorrecto."/>
+                    <pic:cNvPicPr/>
+                  </pic:nvPicPr>
+                  <pic:blipFill>
+                    <a:blip r:embed="rId8"/>
+                    <a:stretch>
+                      <a:fillRect/>
+                    </a:stretch>
+                  </pic:blipFill>
+                  <pic:spPr>
+                    <a:xfrm>
+                      <a:off x="0" y="0"/>
+                      <a:ext cx="5400040" cy="3227705"/>
+                    </a:xfrm>
+                    <a:prstGeom prst="rect">
+                      <a:avLst/>
+                    </a:prstGeom>
+                  </pic:spPr>
+                </pic:pic>
+              </a:graphicData>
+            </a:graphic>
+          </wp:inline>
+        </w:drawing>
+      </w:r>
+    </w:p>
+    <w:p>
+      <w:r>
+        <w:lastRenderedPageBreak/>
+        <w:drawing>
+          <wp:inline distT="0" distB="0" distL="0" distR="0" wp14:anchorId="6DDA13CA" wp14:editId="61A15E1E">
+            <wp:extent cx="5400040" cy="3158490"/>
+            <wp:effectExtent l="0" t="0" r="0" b="3810"/>
+            <wp:docPr id="1598113159" name="Imagen 1" descr="Diagrama&#10;&#10;El contenido generado por IA puede ser incorrecto."/>
+            <wp:cNvGraphicFramePr>
+              <a:graphicFrameLocks xmlns:a="http://schemas.openxmlformats.org/drawingml/2006/main" noChangeAspect="1"/>
+            </wp:cNvGraphicFramePr>
+            <a:graphic xmlns:a="http://schemas.openxmlformats.org/drawingml/2006/main">
+              <a:graphicData uri="http://schemas.openxmlformats.org/drawingml/2006/picture">
+                <pic:pic xmlns:pic="http://schemas.openxmlformats.org/drawingml/2006/picture">
+                  <pic:nvPicPr>
+                    <pic:cNvPr id="1598113159" name="Imagen 1" descr="Diagrama&#10;&#10;El contenido generado por IA puede ser incorrecto."/>
+                    <pic:cNvPicPr/>
+                  </pic:nvPicPr>
+                  <pic:blipFill>
+                    <a:blip r:embed="rId9"/>
+                    <a:stretch>
+                      <a:fillRect/>
+                    </a:stretch>
+                  </pic:blipFill>
+                  <pic:spPr>
+                    <a:xfrm>
+                      <a:off x="0" y="0"/>
+                      <a:ext cx="5400040" cy="3158490"/>
+                    </a:xfrm>
+                    <a:prstGeom prst="rect">
+                      <a:avLst/>
+                    </a:prstGeom>
+                  </pic:spPr>
+                </pic:pic>
+              </a:graphicData>
+            </a:graphic>
+          </wp:inline>
+        </w:drawing>
+      </w:r>
+    </w:p>
+    <w:p/>
     <w:sectPr>
+      <w:footerReference w:type="default" r:id="rId10"/>
       <w:pgSz w:w="11906" w:h="16838"/>
       <w:pgMar w:top="1417" w:right="1701" w:bottom="1417" w:left="1701" w:header="708" w:footer="708" w:gutter="0"/>
       <w:cols w:space="708"/>
@@ -49,6 +1022,918 @@
     </w:sectPr>
   </w:body>
 </w:document>
+</file>
+
+<file path=word/endnotes.xml><?xml version="1.0" encoding="utf-8"?>
+<w:endnotes xmlns:wpc="http://schemas.microsoft.com/office/word/2010/wordprocessingCanvas" xmlns:cx="http://schemas.microsoft.com/office/drawing/2014/chartex" xmlns:cx1="http://schemas.microsoft.com/office/drawing/2015/9/8/chartex" xmlns:cx2="http://schemas.microsoft.com/office/drawing/2015/10/21/chartex" xmlns:cx3="http://schemas.microsoft.com/office/drawing/2016/5/9/chartex" xmlns:cx4="http://schemas.microsoft.com/office/drawing/2016/5/10/chartex" xmlns:cx5="http://schemas.microsoft.com/office/drawing/2016/5/11/chartex" xmlns:cx6="http://schemas.microsoft.com/office/drawing/2016/5/12/chartex" xmlns:cx7="http://schemas.microsoft.com/office/drawing/2016/5/13/chartex" xmlns:cx8="http://schemas.microsoft.com/office/drawing/2016/5/14/chartex" xmlns:mc="http://schemas.openxmlformats.org/markup-compatibility/2006" xmlns:aink="http://schemas.microsoft.com/office/drawing/2016/ink" xmlns:am3d="http://schemas.microsoft.com/office/drawing/2017/model3d" xmlns:o="urn:schemas-microsoft-com:office:office" xmlns:oel="http://schemas.microsoft.com/office/2019/extlst" xmlns:r="http://schemas.openxmlformats.org/officeDocument/2006/relationships" xmlns:m="http://schemas.openxmlformats.org/officeDocument/2006/math" xmlns:v="urn:schemas-microsoft-com:vml" xmlns:wp14="http://schemas.microsoft.com/office/word/2010/wordprocessingDrawing" xmlns:wp="http://schemas.openxmlformats.org/drawingml/2006/wordprocessingDrawing" xmlns:w10="urn:schemas-microsoft-com:office:word" xmlns:w="http://schemas.openxmlformats.org/wordprocessingml/2006/main" xmlns:w14="http://schemas.microsoft.com/office/word/2010/wordml" xmlns:w15="http://schemas.microsoft.com/office/word/2012/wordml" xmlns:w16cex="http://schemas.microsoft.com/office/word/2018/wordml/cex" xmlns:w16cid="http://schemas.microsoft.com/office/word/2016/wordml/cid" xmlns:w16="http://schemas.microsoft.com/office/word/2018/wordml" xmlns:w16du="http://schemas.microsoft.com/office/word/2023/wordml/word16du" xmlns:w16sdtdh="http://schemas.microsoft.com/office/word/2020/wordml/sdtdatahash" xmlns:w16sdtfl="http://schemas.microsoft.com/office/word/2024/wordml/sdtformatlock" xmlns:w16se="http://schemas.microsoft.com/office/word/2015/wordml/symex" xmlns:wpg="http://schemas.microsoft.com/office/word/2010/wordprocessingGroup" xmlns:wpi="http://schemas.microsoft.com/office/word/2010/wordprocessingInk" xmlns:wne="http://schemas.microsoft.com/office/word/2006/wordml" xmlns:wps="http://schemas.microsoft.com/office/word/2010/wordprocessingShape" mc:Ignorable="w14 w15 w16se w16cid w16 w16cex w16sdtdh w16sdtfl w16du wp14">
+  <w:endnote w:type="separator" w:id="-1">
+    <w:p>
+      <w:pPr>
+        <w:spacing w:after="0" w:line="240" w:lineRule="auto"/>
+      </w:pPr>
+      <w:r>
+        <w:separator/>
+      </w:r>
+    </w:p>
+  </w:endnote>
+  <w:endnote w:type="continuationSeparator" w:id="0">
+    <w:p>
+      <w:pPr>
+        <w:spacing w:after="0" w:line="240" w:lineRule="auto"/>
+      </w:pPr>
+      <w:r>
+        <w:continuationSeparator/>
+      </w:r>
+    </w:p>
+  </w:endnote>
+</w:endnotes>
+</file>
+
+<file path=word/footer1.xml><?xml version="1.0" encoding="utf-8"?>
+<w:ftr xmlns:wpc="http://schemas.microsoft.com/office/word/2010/wordprocessingCanvas" xmlns:cx="http://schemas.microsoft.com/office/drawing/2014/chartex" xmlns:cx1="http://schemas.microsoft.com/office/drawing/2015/9/8/chartex" xmlns:cx2="http://schemas.microsoft.com/office/drawing/2015/10/21/chartex" xmlns:cx3="http://schemas.microsoft.com/office/drawing/2016/5/9/chartex" xmlns:cx4="http://schemas.microsoft.com/office/drawing/2016/5/10/chartex" xmlns:cx5="http://schemas.microsoft.com/office/drawing/2016/5/11/chartex" xmlns:cx6="http://schemas.microsoft.com/office/drawing/2016/5/12/chartex" xmlns:cx7="http://schemas.microsoft.com/office/drawing/2016/5/13/chartex" xmlns:cx8="http://schemas.microsoft.com/office/drawing/2016/5/14/chartex" xmlns:mc="http://schemas.openxmlformats.org/markup-compatibility/2006" xmlns:aink="http://schemas.microsoft.com/office/drawing/2016/ink" xmlns:am3d="http://schemas.microsoft.com/office/drawing/2017/model3d" xmlns:o="urn:schemas-microsoft-com:office:office" xmlns:oel="http://schemas.microsoft.com/office/2019/extlst" xmlns:r="http://schemas.openxmlformats.org/officeDocument/2006/relationships" xmlns:m="http://schemas.openxmlformats.org/officeDocument/2006/math" xmlns:v="urn:schemas-microsoft-com:vml" xmlns:wp14="http://schemas.microsoft.com/office/word/2010/wordprocessingDrawing" xmlns:wp="http://schemas.openxmlformats.org/drawingml/2006/wordprocessingDrawing" xmlns:w10="urn:schemas-microsoft-com:office:word" xmlns:w="http://schemas.openxmlformats.org/wordprocessingml/2006/main" xmlns:w14="http://schemas.microsoft.com/office/word/2010/wordml" xmlns:w15="http://schemas.microsoft.com/office/word/2012/wordml" xmlns:w16cex="http://schemas.microsoft.com/office/word/2018/wordml/cex" xmlns:w16cid="http://schemas.microsoft.com/office/word/2016/wordml/cid" xmlns:w16="http://schemas.microsoft.com/office/word/2018/wordml" xmlns:w16du="http://schemas.microsoft.com/office/word/2023/wordml/word16du" xmlns:w16sdtdh="http://schemas.microsoft.com/office/word/2020/wordml/sdtdatahash" xmlns:w16sdtfl="http://schemas.microsoft.com/office/word/2024/wordml/sdtformatlock" xmlns:w16se="http://schemas.microsoft.com/office/word/2015/wordml/symex" xmlns:wpg="http://schemas.microsoft.com/office/word/2010/wordprocessingGroup" xmlns:wpi="http://schemas.microsoft.com/office/word/2010/wordprocessingInk" xmlns:wne="http://schemas.microsoft.com/office/word/2006/wordml" xmlns:wps="http://schemas.microsoft.com/office/word/2010/wordprocessingShape" mc:Ignorable="w14 w15 w16se w16cid w16 w16cex w16sdtdh w16sdtfl w16du wp14">
+  <w:sdt>
+    <w:sdtPr>
+      <w:id w:val="1286159762"/>
+      <w:docPartObj>
+        <w:docPartGallery w:val="Page Numbers (Bottom of Page)"/>
+        <w:docPartUnique/>
+      </w:docPartObj>
+    </w:sdtPr>
+    <w:sdtContent>
+      <w:p>
+        <w:pPr>
+          <w:pStyle w:val="Piedepgina"/>
+          <w:jc w:val="center"/>
+        </w:pPr>
+        <w:r>
+          <w:fldChar w:fldCharType="begin"/>
+        </w:r>
+        <w:r>
+          <w:instrText>PAGE   \* MERGEFORMAT</w:instrText>
+        </w:r>
+        <w:r>
+          <w:fldChar w:fldCharType="separate"/>
+        </w:r>
+        <w:r>
+          <w:rPr>
+            <w:lang w:val="es-ES"/>
+          </w:rPr>
+          <w:t>2</w:t>
+        </w:r>
+        <w:r>
+          <w:fldChar w:fldCharType="end"/>
+        </w:r>
+      </w:p>
+    </w:sdtContent>
+  </w:sdt>
+  <w:p>
+    <w:pPr>
+      <w:pStyle w:val="Piedepgina"/>
+    </w:pPr>
+  </w:p>
+</w:ftr>
+</file>
+
+<file path=word/footnotes.xml><?xml version="1.0" encoding="utf-8"?>
+<w:footnotes xmlns:wpc="http://schemas.microsoft.com/office/word/2010/wordprocessingCanvas" xmlns:cx="http://schemas.microsoft.com/office/drawing/2014/chartex" xmlns:cx1="http://schemas.microsoft.com/office/drawing/2015/9/8/chartex" xmlns:cx2="http://schemas.microsoft.com/office/drawing/2015/10/21/chartex" xmlns:cx3="http://schemas.microsoft.com/office/drawing/2016/5/9/chartex" xmlns:cx4="http://schemas.microsoft.com/office/drawing/2016/5/10/chartex" xmlns:cx5="http://schemas.microsoft.com/office/drawing/2016/5/11/chartex" xmlns:cx6="http://schemas.microsoft.com/office/drawing/2016/5/12/chartex" xmlns:cx7="http://schemas.microsoft.com/office/drawing/2016/5/13/chartex" xmlns:cx8="http://schemas.microsoft.com/office/drawing/2016/5/14/chartex" xmlns:mc="http://schemas.openxmlformats.org/markup-compatibility/2006" xmlns:aink="http://schemas.microsoft.com/office/drawing/2016/ink" xmlns:am3d="http://schemas.microsoft.com/office/drawing/2017/model3d" xmlns:o="urn:schemas-microsoft-com:office:office" xmlns:oel="http://schemas.microsoft.com/office/2019/extlst" xmlns:r="http://schemas.openxmlformats.org/officeDocument/2006/relationships" xmlns:m="http://schemas.openxmlformats.org/officeDocument/2006/math" xmlns:v="urn:schemas-microsoft-com:vml" xmlns:wp14="http://schemas.microsoft.com/office/word/2010/wordprocessingDrawing" xmlns:wp="http://schemas.openxmlformats.org/drawingml/2006/wordprocessingDrawing" xmlns:w10="urn:schemas-microsoft-com:office:word" xmlns:w="http://schemas.openxmlformats.org/wordprocessingml/2006/main" xmlns:w14="http://schemas.microsoft.com/office/word/2010/wordml" xmlns:w15="http://schemas.microsoft.com/office/word/2012/wordml" xmlns:w16cex="http://schemas.microsoft.com/office/word/2018/wordml/cex" xmlns:w16cid="http://schemas.microsoft.com/office/word/2016/wordml/cid" xmlns:w16="http://schemas.microsoft.com/office/word/2018/wordml" xmlns:w16du="http://schemas.microsoft.com/office/word/2023/wordml/word16du" xmlns:w16sdtdh="http://schemas.microsoft.com/office/word/2020/wordml/sdtdatahash" xmlns:w16sdtfl="http://schemas.microsoft.com/office/word/2024/wordml/sdtformatlock" xmlns:w16se="http://schemas.microsoft.com/office/word/2015/wordml/symex" xmlns:wpg="http://schemas.microsoft.com/office/word/2010/wordprocessingGroup" xmlns:wpi="http://schemas.microsoft.com/office/word/2010/wordprocessingInk" xmlns:wne="http://schemas.microsoft.com/office/word/2006/wordml" xmlns:wps="http://schemas.microsoft.com/office/word/2010/wordprocessingShape" mc:Ignorable="w14 w15 w16se w16cid w16 w16cex w16sdtdh w16sdtfl w16du wp14">
+  <w:footnote w:type="separator" w:id="-1">
+    <w:p>
+      <w:pPr>
+        <w:spacing w:after="0" w:line="240" w:lineRule="auto"/>
+      </w:pPr>
+      <w:r>
+        <w:separator/>
+      </w:r>
+    </w:p>
+  </w:footnote>
+  <w:footnote w:type="continuationSeparator" w:id="0">
+    <w:p>
+      <w:pPr>
+        <w:spacing w:after="0" w:line="240" w:lineRule="auto"/>
+      </w:pPr>
+      <w:r>
+        <w:continuationSeparator/>
+      </w:r>
+    </w:p>
+  </w:footnote>
+</w:footnotes>
+</file>
+
+<file path=word/numbering.xml><?xml version="1.0" encoding="utf-8"?>
+<w:numbering xmlns:wpc="http://schemas.microsoft.com/office/word/2010/wordprocessingCanvas" xmlns:cx="http://schemas.microsoft.com/office/drawing/2014/chartex" xmlns:cx1="http://schemas.microsoft.com/office/drawing/2015/9/8/chartex" xmlns:cx2="http://schemas.microsoft.com/office/drawing/2015/10/21/chartex" xmlns:cx3="http://schemas.microsoft.com/office/drawing/2016/5/9/chartex" xmlns:cx4="http://schemas.microsoft.com/office/drawing/2016/5/10/chartex" xmlns:cx5="http://schemas.microsoft.com/office/drawing/2016/5/11/chartex" xmlns:cx6="http://schemas.microsoft.com/office/drawing/2016/5/12/chartex" xmlns:cx7="http://schemas.microsoft.com/office/drawing/2016/5/13/chartex" xmlns:cx8="http://schemas.microsoft.com/office/drawing/2016/5/14/chartex" xmlns:mc="http://schemas.openxmlformats.org/markup-compatibility/2006" xmlns:aink="http://schemas.microsoft.com/office/drawing/2016/ink" xmlns:am3d="http://schemas.microsoft.com/office/drawing/2017/model3d" xmlns:o="urn:schemas-microsoft-com:office:office" xmlns:oel="http://schemas.microsoft.com/office/2019/extlst" xmlns:r="http://schemas.openxmlformats.org/officeDocument/2006/relationships" xmlns:m="http://schemas.openxmlformats.org/officeDocument/2006/math" xmlns:v="urn:schemas-microsoft-com:vml" xmlns:wp14="http://schemas.microsoft.com/office/word/2010/wordprocessingDrawing" xmlns:wp="http://schemas.openxmlformats.org/drawingml/2006/wordprocessingDrawing" xmlns:w10="urn:schemas-microsoft-com:office:word" xmlns:w="http://schemas.openxmlformats.org/wordprocessingml/2006/main" xmlns:w14="http://schemas.microsoft.com/office/word/2010/wordml" xmlns:w15="http://schemas.microsoft.com/office/word/2012/wordml" xmlns:w16cex="http://schemas.microsoft.com/office/word/2018/wordml/cex" xmlns:w16cid="http://schemas.microsoft.com/office/word/2016/wordml/cid" xmlns:w16="http://schemas.microsoft.com/office/word/2018/wordml" xmlns:w16du="http://schemas.microsoft.com/office/word/2023/wordml/word16du" xmlns:w16sdtdh="http://schemas.microsoft.com/office/word/2020/wordml/sdtdatahash" xmlns:w16sdtfl="http://schemas.microsoft.com/office/word/2024/wordml/sdtformatlock" xmlns:w16se="http://schemas.microsoft.com/office/word/2015/wordml/symex" xmlns:wpg="http://schemas.microsoft.com/office/word/2010/wordprocessingGroup" xmlns:wpi="http://schemas.microsoft.com/office/word/2010/wordprocessingInk" xmlns:wne="http://schemas.microsoft.com/office/word/2006/wordml" xmlns:wps="http://schemas.microsoft.com/office/word/2010/wordprocessingShape" mc:Ignorable="w14 w15 w16se w16cid w16 w16cex w16sdtdh w16sdtfl w16du wp14">
+  <w:abstractNum w:abstractNumId="0" w15:restartNumberingAfterBreak="0">
+    <w:nsid w:val="0E313194"/>
+    <w:multiLevelType w:val="hybridMultilevel"/>
+    <w:tmpl w:val="653C4BB0"/>
+    <w:lvl w:ilvl="0" w:tplc="2C0A0001">
+      <w:start w:val="1"/>
+      <w:numFmt w:val="bullet"/>
+      <w:lvlText w:val=""/>
+      <w:lvlJc w:val="left"/>
+      <w:pPr>
+        <w:ind w:left="720" w:hanging="360"/>
+      </w:pPr>
+      <w:rPr>
+        <w:rFonts w:ascii="Symbol" w:hAnsi="Symbol" w:hint="default"/>
+      </w:rPr>
+    </w:lvl>
+    <w:lvl w:ilvl="1" w:tplc="2C0A0003" w:tentative="1">
+      <w:start w:val="1"/>
+      <w:numFmt w:val="bullet"/>
+      <w:lvlText w:val="o"/>
+      <w:lvlJc w:val="left"/>
+      <w:pPr>
+        <w:ind w:left="1440" w:hanging="360"/>
+      </w:pPr>
+      <w:rPr>
+        <w:rFonts w:ascii="Courier New" w:hAnsi="Courier New" w:cs="Courier New" w:hint="default"/>
+      </w:rPr>
+    </w:lvl>
+    <w:lvl w:ilvl="2" w:tplc="2C0A0005" w:tentative="1">
+      <w:start w:val="1"/>
+      <w:numFmt w:val="bullet"/>
+      <w:lvlText w:val=""/>
+      <w:lvlJc w:val="left"/>
+      <w:pPr>
+        <w:ind w:left="2160" w:hanging="360"/>
+      </w:pPr>
+      <w:rPr>
+        <w:rFonts w:ascii="Wingdings" w:hAnsi="Wingdings" w:hint="default"/>
+      </w:rPr>
+    </w:lvl>
+    <w:lvl w:ilvl="3" w:tplc="2C0A0001" w:tentative="1">
+      <w:start w:val="1"/>
+      <w:numFmt w:val="bullet"/>
+      <w:lvlText w:val=""/>
+      <w:lvlJc w:val="left"/>
+      <w:pPr>
+        <w:ind w:left="2880" w:hanging="360"/>
+      </w:pPr>
+      <w:rPr>
+        <w:rFonts w:ascii="Symbol" w:hAnsi="Symbol" w:hint="default"/>
+      </w:rPr>
+    </w:lvl>
+    <w:lvl w:ilvl="4" w:tplc="2C0A0003" w:tentative="1">
+      <w:start w:val="1"/>
+      <w:numFmt w:val="bullet"/>
+      <w:lvlText w:val="o"/>
+      <w:lvlJc w:val="left"/>
+      <w:pPr>
+        <w:ind w:left="3600" w:hanging="360"/>
+      </w:pPr>
+      <w:rPr>
+        <w:rFonts w:ascii="Courier New" w:hAnsi="Courier New" w:cs="Courier New" w:hint="default"/>
+      </w:rPr>
+    </w:lvl>
+    <w:lvl w:ilvl="5" w:tplc="2C0A0005" w:tentative="1">
+      <w:start w:val="1"/>
+      <w:numFmt w:val="bullet"/>
+      <w:lvlText w:val=""/>
+      <w:lvlJc w:val="left"/>
+      <w:pPr>
+        <w:ind w:left="4320" w:hanging="360"/>
+      </w:pPr>
+      <w:rPr>
+        <w:rFonts w:ascii="Wingdings" w:hAnsi="Wingdings" w:hint="default"/>
+      </w:rPr>
+    </w:lvl>
+    <w:lvl w:ilvl="6" w:tplc="2C0A0001" w:tentative="1">
+      <w:start w:val="1"/>
+      <w:numFmt w:val="bullet"/>
+      <w:lvlText w:val=""/>
+      <w:lvlJc w:val="left"/>
+      <w:pPr>
+        <w:ind w:left="5040" w:hanging="360"/>
+      </w:pPr>
+      <w:rPr>
+        <w:rFonts w:ascii="Symbol" w:hAnsi="Symbol" w:hint="default"/>
+      </w:rPr>
+    </w:lvl>
+    <w:lvl w:ilvl="7" w:tplc="2C0A0003" w:tentative="1">
+      <w:start w:val="1"/>
+      <w:numFmt w:val="bullet"/>
+      <w:lvlText w:val="o"/>
+      <w:lvlJc w:val="left"/>
+      <w:pPr>
+        <w:ind w:left="5760" w:hanging="360"/>
+      </w:pPr>
+      <w:rPr>
+        <w:rFonts w:ascii="Courier New" w:hAnsi="Courier New" w:cs="Courier New" w:hint="default"/>
+      </w:rPr>
+    </w:lvl>
+    <w:lvl w:ilvl="8" w:tplc="2C0A0005" w:tentative="1">
+      <w:start w:val="1"/>
+      <w:numFmt w:val="bullet"/>
+      <w:lvlText w:val=""/>
+      <w:lvlJc w:val="left"/>
+      <w:pPr>
+        <w:ind w:left="6480" w:hanging="360"/>
+      </w:pPr>
+      <w:rPr>
+        <w:rFonts w:ascii="Wingdings" w:hAnsi="Wingdings" w:hint="default"/>
+      </w:rPr>
+    </w:lvl>
+  </w:abstractNum>
+  <w:abstractNum w:abstractNumId="1" w15:restartNumberingAfterBreak="0">
+    <w:nsid w:val="17304C2F"/>
+    <w:multiLevelType w:val="hybridMultilevel"/>
+    <w:tmpl w:val="CE5EA450"/>
+    <w:lvl w:ilvl="0" w:tplc="2C0A0001">
+      <w:start w:val="1"/>
+      <w:numFmt w:val="bullet"/>
+      <w:lvlText w:val=""/>
+      <w:lvlJc w:val="left"/>
+      <w:pPr>
+        <w:ind w:left="720" w:hanging="360"/>
+      </w:pPr>
+      <w:rPr>
+        <w:rFonts w:ascii="Symbol" w:hAnsi="Symbol" w:hint="default"/>
+      </w:rPr>
+    </w:lvl>
+    <w:lvl w:ilvl="1" w:tplc="2C0A0003" w:tentative="1">
+      <w:start w:val="1"/>
+      <w:numFmt w:val="bullet"/>
+      <w:lvlText w:val="o"/>
+      <w:lvlJc w:val="left"/>
+      <w:pPr>
+        <w:ind w:left="1440" w:hanging="360"/>
+      </w:pPr>
+      <w:rPr>
+        <w:rFonts w:ascii="Courier New" w:hAnsi="Courier New" w:cs="Courier New" w:hint="default"/>
+      </w:rPr>
+    </w:lvl>
+    <w:lvl w:ilvl="2" w:tplc="2C0A0005" w:tentative="1">
+      <w:start w:val="1"/>
+      <w:numFmt w:val="bullet"/>
+      <w:lvlText w:val=""/>
+      <w:lvlJc w:val="left"/>
+      <w:pPr>
+        <w:ind w:left="2160" w:hanging="360"/>
+      </w:pPr>
+      <w:rPr>
+        <w:rFonts w:ascii="Wingdings" w:hAnsi="Wingdings" w:hint="default"/>
+      </w:rPr>
+    </w:lvl>
+    <w:lvl w:ilvl="3" w:tplc="2C0A0001" w:tentative="1">
+      <w:start w:val="1"/>
+      <w:numFmt w:val="bullet"/>
+      <w:lvlText w:val=""/>
+      <w:lvlJc w:val="left"/>
+      <w:pPr>
+        <w:ind w:left="2880" w:hanging="360"/>
+      </w:pPr>
+      <w:rPr>
+        <w:rFonts w:ascii="Symbol" w:hAnsi="Symbol" w:hint="default"/>
+      </w:rPr>
+    </w:lvl>
+    <w:lvl w:ilvl="4" w:tplc="2C0A0003" w:tentative="1">
+      <w:start w:val="1"/>
+      <w:numFmt w:val="bullet"/>
+      <w:lvlText w:val="o"/>
+      <w:lvlJc w:val="left"/>
+      <w:pPr>
+        <w:ind w:left="3600" w:hanging="360"/>
+      </w:pPr>
+      <w:rPr>
+        <w:rFonts w:ascii="Courier New" w:hAnsi="Courier New" w:cs="Courier New" w:hint="default"/>
+      </w:rPr>
+    </w:lvl>
+    <w:lvl w:ilvl="5" w:tplc="2C0A0005" w:tentative="1">
+      <w:start w:val="1"/>
+      <w:numFmt w:val="bullet"/>
+      <w:lvlText w:val=""/>
+      <w:lvlJc w:val="left"/>
+      <w:pPr>
+        <w:ind w:left="4320" w:hanging="360"/>
+      </w:pPr>
+      <w:rPr>
+        <w:rFonts w:ascii="Wingdings" w:hAnsi="Wingdings" w:hint="default"/>
+      </w:rPr>
+    </w:lvl>
+    <w:lvl w:ilvl="6" w:tplc="2C0A0001" w:tentative="1">
+      <w:start w:val="1"/>
+      <w:numFmt w:val="bullet"/>
+      <w:lvlText w:val=""/>
+      <w:lvlJc w:val="left"/>
+      <w:pPr>
+        <w:ind w:left="5040" w:hanging="360"/>
+      </w:pPr>
+      <w:rPr>
+        <w:rFonts w:ascii="Symbol" w:hAnsi="Symbol" w:hint="default"/>
+      </w:rPr>
+    </w:lvl>
+    <w:lvl w:ilvl="7" w:tplc="2C0A0003" w:tentative="1">
+      <w:start w:val="1"/>
+      <w:numFmt w:val="bullet"/>
+      <w:lvlText w:val="o"/>
+      <w:lvlJc w:val="left"/>
+      <w:pPr>
+        <w:ind w:left="5760" w:hanging="360"/>
+      </w:pPr>
+      <w:rPr>
+        <w:rFonts w:ascii="Courier New" w:hAnsi="Courier New" w:cs="Courier New" w:hint="default"/>
+      </w:rPr>
+    </w:lvl>
+    <w:lvl w:ilvl="8" w:tplc="2C0A0005" w:tentative="1">
+      <w:start w:val="1"/>
+      <w:numFmt w:val="bullet"/>
+      <w:lvlText w:val=""/>
+      <w:lvlJc w:val="left"/>
+      <w:pPr>
+        <w:ind w:left="6480" w:hanging="360"/>
+      </w:pPr>
+      <w:rPr>
+        <w:rFonts w:ascii="Wingdings" w:hAnsi="Wingdings" w:hint="default"/>
+      </w:rPr>
+    </w:lvl>
+  </w:abstractNum>
+  <w:abstractNum w:abstractNumId="2" w15:restartNumberingAfterBreak="0">
+    <w:nsid w:val="40693504"/>
+    <w:multiLevelType w:val="hybridMultilevel"/>
+    <w:tmpl w:val="30D00502"/>
+    <w:lvl w:ilvl="0" w:tplc="2C0A0001">
+      <w:start w:val="1"/>
+      <w:numFmt w:val="bullet"/>
+      <w:lvlText w:val=""/>
+      <w:lvlJc w:val="left"/>
+      <w:pPr>
+        <w:ind w:left="720" w:hanging="360"/>
+      </w:pPr>
+      <w:rPr>
+        <w:rFonts w:ascii="Symbol" w:hAnsi="Symbol" w:hint="default"/>
+      </w:rPr>
+    </w:lvl>
+    <w:lvl w:ilvl="1" w:tplc="2C0A0003" w:tentative="1">
+      <w:start w:val="1"/>
+      <w:numFmt w:val="bullet"/>
+      <w:lvlText w:val="o"/>
+      <w:lvlJc w:val="left"/>
+      <w:pPr>
+        <w:ind w:left="1440" w:hanging="360"/>
+      </w:pPr>
+      <w:rPr>
+        <w:rFonts w:ascii="Courier New" w:hAnsi="Courier New" w:cs="Courier New" w:hint="default"/>
+      </w:rPr>
+    </w:lvl>
+    <w:lvl w:ilvl="2" w:tplc="2C0A0005" w:tentative="1">
+      <w:start w:val="1"/>
+      <w:numFmt w:val="bullet"/>
+      <w:lvlText w:val=""/>
+      <w:lvlJc w:val="left"/>
+      <w:pPr>
+        <w:ind w:left="2160" w:hanging="360"/>
+      </w:pPr>
+      <w:rPr>
+        <w:rFonts w:ascii="Wingdings" w:hAnsi="Wingdings" w:hint="default"/>
+      </w:rPr>
+    </w:lvl>
+    <w:lvl w:ilvl="3" w:tplc="2C0A0001" w:tentative="1">
+      <w:start w:val="1"/>
+      <w:numFmt w:val="bullet"/>
+      <w:lvlText w:val=""/>
+      <w:lvlJc w:val="left"/>
+      <w:pPr>
+        <w:ind w:left="2880" w:hanging="360"/>
+      </w:pPr>
+      <w:rPr>
+        <w:rFonts w:ascii="Symbol" w:hAnsi="Symbol" w:hint="default"/>
+      </w:rPr>
+    </w:lvl>
+    <w:lvl w:ilvl="4" w:tplc="2C0A0003" w:tentative="1">
+      <w:start w:val="1"/>
+      <w:numFmt w:val="bullet"/>
+      <w:lvlText w:val="o"/>
+      <w:lvlJc w:val="left"/>
+      <w:pPr>
+        <w:ind w:left="3600" w:hanging="360"/>
+      </w:pPr>
+      <w:rPr>
+        <w:rFonts w:ascii="Courier New" w:hAnsi="Courier New" w:cs="Courier New" w:hint="default"/>
+      </w:rPr>
+    </w:lvl>
+    <w:lvl w:ilvl="5" w:tplc="2C0A0005" w:tentative="1">
+      <w:start w:val="1"/>
+      <w:numFmt w:val="bullet"/>
+      <w:lvlText w:val=""/>
+      <w:lvlJc w:val="left"/>
+      <w:pPr>
+        <w:ind w:left="4320" w:hanging="360"/>
+      </w:pPr>
+      <w:rPr>
+        <w:rFonts w:ascii="Wingdings" w:hAnsi="Wingdings" w:hint="default"/>
+      </w:rPr>
+    </w:lvl>
+    <w:lvl w:ilvl="6" w:tplc="2C0A0001" w:tentative="1">
+      <w:start w:val="1"/>
+      <w:numFmt w:val="bullet"/>
+      <w:lvlText w:val=""/>
+      <w:lvlJc w:val="left"/>
+      <w:pPr>
+        <w:ind w:left="5040" w:hanging="360"/>
+      </w:pPr>
+      <w:rPr>
+        <w:rFonts w:ascii="Symbol" w:hAnsi="Symbol" w:hint="default"/>
+      </w:rPr>
+    </w:lvl>
+    <w:lvl w:ilvl="7" w:tplc="2C0A0003" w:tentative="1">
+      <w:start w:val="1"/>
+      <w:numFmt w:val="bullet"/>
+      <w:lvlText w:val="o"/>
+      <w:lvlJc w:val="left"/>
+      <w:pPr>
+        <w:ind w:left="5760" w:hanging="360"/>
+      </w:pPr>
+      <w:rPr>
+        <w:rFonts w:ascii="Courier New" w:hAnsi="Courier New" w:cs="Courier New" w:hint="default"/>
+      </w:rPr>
+    </w:lvl>
+    <w:lvl w:ilvl="8" w:tplc="2C0A0005" w:tentative="1">
+      <w:start w:val="1"/>
+      <w:numFmt w:val="bullet"/>
+      <w:lvlText w:val=""/>
+      <w:lvlJc w:val="left"/>
+      <w:pPr>
+        <w:ind w:left="6480" w:hanging="360"/>
+      </w:pPr>
+      <w:rPr>
+        <w:rFonts w:ascii="Wingdings" w:hAnsi="Wingdings" w:hint="default"/>
+      </w:rPr>
+    </w:lvl>
+  </w:abstractNum>
+  <w:abstractNum w:abstractNumId="3" w15:restartNumberingAfterBreak="0">
+    <w:nsid w:val="4D131210"/>
+    <w:multiLevelType w:val="hybridMultilevel"/>
+    <w:tmpl w:val="33E40CA8"/>
+    <w:lvl w:ilvl="0" w:tplc="2C0A0001">
+      <w:start w:val="1"/>
+      <w:numFmt w:val="bullet"/>
+      <w:lvlText w:val=""/>
+      <w:lvlJc w:val="left"/>
+      <w:pPr>
+        <w:ind w:left="720" w:hanging="360"/>
+      </w:pPr>
+      <w:rPr>
+        <w:rFonts w:ascii="Symbol" w:hAnsi="Symbol" w:hint="default"/>
+      </w:rPr>
+    </w:lvl>
+    <w:lvl w:ilvl="1" w:tplc="2C0A0003" w:tentative="1">
+      <w:start w:val="1"/>
+      <w:numFmt w:val="bullet"/>
+      <w:lvlText w:val="o"/>
+      <w:lvlJc w:val="left"/>
+      <w:pPr>
+        <w:ind w:left="1440" w:hanging="360"/>
+      </w:pPr>
+      <w:rPr>
+        <w:rFonts w:ascii="Courier New" w:hAnsi="Courier New" w:cs="Courier New" w:hint="default"/>
+      </w:rPr>
+    </w:lvl>
+    <w:lvl w:ilvl="2" w:tplc="2C0A0005" w:tentative="1">
+      <w:start w:val="1"/>
+      <w:numFmt w:val="bullet"/>
+      <w:lvlText w:val=""/>
+      <w:lvlJc w:val="left"/>
+      <w:pPr>
+        <w:ind w:left="2160" w:hanging="360"/>
+      </w:pPr>
+      <w:rPr>
+        <w:rFonts w:ascii="Wingdings" w:hAnsi="Wingdings" w:hint="default"/>
+      </w:rPr>
+    </w:lvl>
+    <w:lvl w:ilvl="3" w:tplc="2C0A0001" w:tentative="1">
+      <w:start w:val="1"/>
+      <w:numFmt w:val="bullet"/>
+      <w:lvlText w:val=""/>
+      <w:lvlJc w:val="left"/>
+      <w:pPr>
+        <w:ind w:left="2880" w:hanging="360"/>
+      </w:pPr>
+      <w:rPr>
+        <w:rFonts w:ascii="Symbol" w:hAnsi="Symbol" w:hint="default"/>
+      </w:rPr>
+    </w:lvl>
+    <w:lvl w:ilvl="4" w:tplc="2C0A0003" w:tentative="1">
+      <w:start w:val="1"/>
+      <w:numFmt w:val="bullet"/>
+      <w:lvlText w:val="o"/>
+      <w:lvlJc w:val="left"/>
+      <w:pPr>
+        <w:ind w:left="3600" w:hanging="360"/>
+      </w:pPr>
+      <w:rPr>
+        <w:rFonts w:ascii="Courier New" w:hAnsi="Courier New" w:cs="Courier New" w:hint="default"/>
+      </w:rPr>
+    </w:lvl>
+    <w:lvl w:ilvl="5" w:tplc="2C0A0005" w:tentative="1">
+      <w:start w:val="1"/>
+      <w:numFmt w:val="bullet"/>
+      <w:lvlText w:val=""/>
+      <w:lvlJc w:val="left"/>
+      <w:pPr>
+        <w:ind w:left="4320" w:hanging="360"/>
+      </w:pPr>
+      <w:rPr>
+        <w:rFonts w:ascii="Wingdings" w:hAnsi="Wingdings" w:hint="default"/>
+      </w:rPr>
+    </w:lvl>
+    <w:lvl w:ilvl="6" w:tplc="2C0A0001" w:tentative="1">
+      <w:start w:val="1"/>
+      <w:numFmt w:val="bullet"/>
+      <w:lvlText w:val=""/>
+      <w:lvlJc w:val="left"/>
+      <w:pPr>
+        <w:ind w:left="5040" w:hanging="360"/>
+      </w:pPr>
+      <w:rPr>
+        <w:rFonts w:ascii="Symbol" w:hAnsi="Symbol" w:hint="default"/>
+      </w:rPr>
+    </w:lvl>
+    <w:lvl w:ilvl="7" w:tplc="2C0A0003" w:tentative="1">
+      <w:start w:val="1"/>
+      <w:numFmt w:val="bullet"/>
+      <w:lvlText w:val="o"/>
+      <w:lvlJc w:val="left"/>
+      <w:pPr>
+        <w:ind w:left="5760" w:hanging="360"/>
+      </w:pPr>
+      <w:rPr>
+        <w:rFonts w:ascii="Courier New" w:hAnsi="Courier New" w:cs="Courier New" w:hint="default"/>
+      </w:rPr>
+    </w:lvl>
+    <w:lvl w:ilvl="8" w:tplc="2C0A0005" w:tentative="1">
+      <w:start w:val="1"/>
+      <w:numFmt w:val="bullet"/>
+      <w:lvlText w:val=""/>
+      <w:lvlJc w:val="left"/>
+      <w:pPr>
+        <w:ind w:left="6480" w:hanging="360"/>
+      </w:pPr>
+      <w:rPr>
+        <w:rFonts w:ascii="Wingdings" w:hAnsi="Wingdings" w:hint="default"/>
+      </w:rPr>
+    </w:lvl>
+  </w:abstractNum>
+  <w:abstractNum w:abstractNumId="4" w15:restartNumberingAfterBreak="0">
+    <w:nsid w:val="62023C81"/>
+    <w:multiLevelType w:val="hybridMultilevel"/>
+    <w:tmpl w:val="C29442F4"/>
+    <w:lvl w:ilvl="0" w:tplc="2C0A0001">
+      <w:start w:val="1"/>
+      <w:numFmt w:val="bullet"/>
+      <w:lvlText w:val=""/>
+      <w:lvlJc w:val="left"/>
+      <w:pPr>
+        <w:ind w:left="720" w:hanging="360"/>
+      </w:pPr>
+      <w:rPr>
+        <w:rFonts w:ascii="Symbol" w:hAnsi="Symbol" w:hint="default"/>
+      </w:rPr>
+    </w:lvl>
+    <w:lvl w:ilvl="1" w:tplc="2C0A0003" w:tentative="1">
+      <w:start w:val="1"/>
+      <w:numFmt w:val="bullet"/>
+      <w:lvlText w:val="o"/>
+      <w:lvlJc w:val="left"/>
+      <w:pPr>
+        <w:ind w:left="1440" w:hanging="360"/>
+      </w:pPr>
+      <w:rPr>
+        <w:rFonts w:ascii="Courier New" w:hAnsi="Courier New" w:cs="Courier New" w:hint="default"/>
+      </w:rPr>
+    </w:lvl>
+    <w:lvl w:ilvl="2" w:tplc="2C0A0005" w:tentative="1">
+      <w:start w:val="1"/>
+      <w:numFmt w:val="bullet"/>
+      <w:lvlText w:val=""/>
+      <w:lvlJc w:val="left"/>
+      <w:pPr>
+        <w:ind w:left="2160" w:hanging="360"/>
+      </w:pPr>
+      <w:rPr>
+        <w:rFonts w:ascii="Wingdings" w:hAnsi="Wingdings" w:hint="default"/>
+      </w:rPr>
+    </w:lvl>
+    <w:lvl w:ilvl="3" w:tplc="2C0A0001" w:tentative="1">
+      <w:start w:val="1"/>
+      <w:numFmt w:val="bullet"/>
+      <w:lvlText w:val=""/>
+      <w:lvlJc w:val="left"/>
+      <w:pPr>
+        <w:ind w:left="2880" w:hanging="360"/>
+      </w:pPr>
+      <w:rPr>
+        <w:rFonts w:ascii="Symbol" w:hAnsi="Symbol" w:hint="default"/>
+      </w:rPr>
+    </w:lvl>
+    <w:lvl w:ilvl="4" w:tplc="2C0A0003" w:tentative="1">
+      <w:start w:val="1"/>
+      <w:numFmt w:val="bullet"/>
+      <w:lvlText w:val="o"/>
+      <w:lvlJc w:val="left"/>
+      <w:pPr>
+        <w:ind w:left="3600" w:hanging="360"/>
+      </w:pPr>
+      <w:rPr>
+        <w:rFonts w:ascii="Courier New" w:hAnsi="Courier New" w:cs="Courier New" w:hint="default"/>
+      </w:rPr>
+    </w:lvl>
+    <w:lvl w:ilvl="5" w:tplc="2C0A0005" w:tentative="1">
+      <w:start w:val="1"/>
+      <w:numFmt w:val="bullet"/>
+      <w:lvlText w:val=""/>
+      <w:lvlJc w:val="left"/>
+      <w:pPr>
+        <w:ind w:left="4320" w:hanging="360"/>
+      </w:pPr>
+      <w:rPr>
+        <w:rFonts w:ascii="Wingdings" w:hAnsi="Wingdings" w:hint="default"/>
+      </w:rPr>
+    </w:lvl>
+    <w:lvl w:ilvl="6" w:tplc="2C0A0001" w:tentative="1">
+      <w:start w:val="1"/>
+      <w:numFmt w:val="bullet"/>
+      <w:lvlText w:val=""/>
+      <w:lvlJc w:val="left"/>
+      <w:pPr>
+        <w:ind w:left="5040" w:hanging="360"/>
+      </w:pPr>
+      <w:rPr>
+        <w:rFonts w:ascii="Symbol" w:hAnsi="Symbol" w:hint="default"/>
+      </w:rPr>
+    </w:lvl>
+    <w:lvl w:ilvl="7" w:tplc="2C0A0003" w:tentative="1">
+      <w:start w:val="1"/>
+      <w:numFmt w:val="bullet"/>
+      <w:lvlText w:val="o"/>
+      <w:lvlJc w:val="left"/>
+      <w:pPr>
+        <w:ind w:left="5760" w:hanging="360"/>
+      </w:pPr>
+      <w:rPr>
+        <w:rFonts w:ascii="Courier New" w:hAnsi="Courier New" w:cs="Courier New" w:hint="default"/>
+      </w:rPr>
+    </w:lvl>
+    <w:lvl w:ilvl="8" w:tplc="2C0A0005" w:tentative="1">
+      <w:start w:val="1"/>
+      <w:numFmt w:val="bullet"/>
+      <w:lvlText w:val=""/>
+      <w:lvlJc w:val="left"/>
+      <w:pPr>
+        <w:ind w:left="6480" w:hanging="360"/>
+      </w:pPr>
+      <w:rPr>
+        <w:rFonts w:ascii="Wingdings" w:hAnsi="Wingdings" w:hint="default"/>
+      </w:rPr>
+    </w:lvl>
+  </w:abstractNum>
+  <w:abstractNum w:abstractNumId="5" w15:restartNumberingAfterBreak="0">
+    <w:nsid w:val="663C5B94"/>
+    <w:multiLevelType w:val="hybridMultilevel"/>
+    <w:tmpl w:val="2B608DC6"/>
+    <w:lvl w:ilvl="0" w:tplc="2C0A0001">
+      <w:start w:val="1"/>
+      <w:numFmt w:val="bullet"/>
+      <w:lvlText w:val=""/>
+      <w:lvlJc w:val="left"/>
+      <w:pPr>
+        <w:ind w:left="720" w:hanging="360"/>
+      </w:pPr>
+      <w:rPr>
+        <w:rFonts w:ascii="Symbol" w:hAnsi="Symbol" w:hint="default"/>
+      </w:rPr>
+    </w:lvl>
+    <w:lvl w:ilvl="1" w:tplc="2C0A0003" w:tentative="1">
+      <w:start w:val="1"/>
+      <w:numFmt w:val="bullet"/>
+      <w:lvlText w:val="o"/>
+      <w:lvlJc w:val="left"/>
+      <w:pPr>
+        <w:ind w:left="1440" w:hanging="360"/>
+      </w:pPr>
+      <w:rPr>
+        <w:rFonts w:ascii="Courier New" w:hAnsi="Courier New" w:cs="Courier New" w:hint="default"/>
+      </w:rPr>
+    </w:lvl>
+    <w:lvl w:ilvl="2" w:tplc="2C0A0005" w:tentative="1">
+      <w:start w:val="1"/>
+      <w:numFmt w:val="bullet"/>
+      <w:lvlText w:val=""/>
+      <w:lvlJc w:val="left"/>
+      <w:pPr>
+        <w:ind w:left="2160" w:hanging="360"/>
+      </w:pPr>
+      <w:rPr>
+        <w:rFonts w:ascii="Wingdings" w:hAnsi="Wingdings" w:hint="default"/>
+      </w:rPr>
+    </w:lvl>
+    <w:lvl w:ilvl="3" w:tplc="2C0A0001" w:tentative="1">
+      <w:start w:val="1"/>
+      <w:numFmt w:val="bullet"/>
+      <w:lvlText w:val=""/>
+      <w:lvlJc w:val="left"/>
+      <w:pPr>
+        <w:ind w:left="2880" w:hanging="360"/>
+      </w:pPr>
+      <w:rPr>
+        <w:rFonts w:ascii="Symbol" w:hAnsi="Symbol" w:hint="default"/>
+      </w:rPr>
+    </w:lvl>
+    <w:lvl w:ilvl="4" w:tplc="2C0A0003" w:tentative="1">
+      <w:start w:val="1"/>
+      <w:numFmt w:val="bullet"/>
+      <w:lvlText w:val="o"/>
+      <w:lvlJc w:val="left"/>
+      <w:pPr>
+        <w:ind w:left="3600" w:hanging="360"/>
+      </w:pPr>
+      <w:rPr>
+        <w:rFonts w:ascii="Courier New" w:hAnsi="Courier New" w:cs="Courier New" w:hint="default"/>
+      </w:rPr>
+    </w:lvl>
+    <w:lvl w:ilvl="5" w:tplc="2C0A0005" w:tentative="1">
+      <w:start w:val="1"/>
+      <w:numFmt w:val="bullet"/>
+      <w:lvlText w:val=""/>
+      <w:lvlJc w:val="left"/>
+      <w:pPr>
+        <w:ind w:left="4320" w:hanging="360"/>
+      </w:pPr>
+      <w:rPr>
+        <w:rFonts w:ascii="Wingdings" w:hAnsi="Wingdings" w:hint="default"/>
+      </w:rPr>
+    </w:lvl>
+    <w:lvl w:ilvl="6" w:tplc="2C0A0001" w:tentative="1">
+      <w:start w:val="1"/>
+      <w:numFmt w:val="bullet"/>
+      <w:lvlText w:val=""/>
+      <w:lvlJc w:val="left"/>
+      <w:pPr>
+        <w:ind w:left="5040" w:hanging="360"/>
+      </w:pPr>
+      <w:rPr>
+        <w:rFonts w:ascii="Symbol" w:hAnsi="Symbol" w:hint="default"/>
+      </w:rPr>
+    </w:lvl>
+    <w:lvl w:ilvl="7" w:tplc="2C0A0003" w:tentative="1">
+      <w:start w:val="1"/>
+      <w:numFmt w:val="bullet"/>
+      <w:lvlText w:val="o"/>
+      <w:lvlJc w:val="left"/>
+      <w:pPr>
+        <w:ind w:left="5760" w:hanging="360"/>
+      </w:pPr>
+      <w:rPr>
+        <w:rFonts w:ascii="Courier New" w:hAnsi="Courier New" w:cs="Courier New" w:hint="default"/>
+      </w:rPr>
+    </w:lvl>
+    <w:lvl w:ilvl="8" w:tplc="2C0A0005" w:tentative="1">
+      <w:start w:val="1"/>
+      <w:numFmt w:val="bullet"/>
+      <w:lvlText w:val=""/>
+      <w:lvlJc w:val="left"/>
+      <w:pPr>
+        <w:ind w:left="6480" w:hanging="360"/>
+      </w:pPr>
+      <w:rPr>
+        <w:rFonts w:ascii="Wingdings" w:hAnsi="Wingdings" w:hint="default"/>
+      </w:rPr>
+    </w:lvl>
+  </w:abstractNum>
+  <w:abstractNum w:abstractNumId="6" w15:restartNumberingAfterBreak="0">
+    <w:nsid w:val="76A14769"/>
+    <w:multiLevelType w:val="hybridMultilevel"/>
+    <w:tmpl w:val="8272F702"/>
+    <w:lvl w:ilvl="0" w:tplc="2C0A0001">
+      <w:start w:val="1"/>
+      <w:numFmt w:val="bullet"/>
+      <w:lvlText w:val=""/>
+      <w:lvlJc w:val="left"/>
+      <w:pPr>
+        <w:ind w:left="720" w:hanging="360"/>
+      </w:pPr>
+      <w:rPr>
+        <w:rFonts w:ascii="Symbol" w:hAnsi="Symbol" w:hint="default"/>
+      </w:rPr>
+    </w:lvl>
+    <w:lvl w:ilvl="1" w:tplc="2C0A0003" w:tentative="1">
+      <w:start w:val="1"/>
+      <w:numFmt w:val="bullet"/>
+      <w:lvlText w:val="o"/>
+      <w:lvlJc w:val="left"/>
+      <w:pPr>
+        <w:ind w:left="1440" w:hanging="360"/>
+      </w:pPr>
+      <w:rPr>
+        <w:rFonts w:ascii="Courier New" w:hAnsi="Courier New" w:cs="Courier New" w:hint="default"/>
+      </w:rPr>
+    </w:lvl>
+    <w:lvl w:ilvl="2" w:tplc="2C0A0005" w:tentative="1">
+      <w:start w:val="1"/>
+      <w:numFmt w:val="bullet"/>
+      <w:lvlText w:val=""/>
+      <w:lvlJc w:val="left"/>
+      <w:pPr>
+        <w:ind w:left="2160" w:hanging="360"/>
+      </w:pPr>
+      <w:rPr>
+        <w:rFonts w:ascii="Wingdings" w:hAnsi="Wingdings" w:hint="default"/>
+      </w:rPr>
+    </w:lvl>
+    <w:lvl w:ilvl="3" w:tplc="2C0A0001" w:tentative="1">
+      <w:start w:val="1"/>
+      <w:numFmt w:val="bullet"/>
+      <w:lvlText w:val=""/>
+      <w:lvlJc w:val="left"/>
+      <w:pPr>
+        <w:ind w:left="2880" w:hanging="360"/>
+      </w:pPr>
+      <w:rPr>
+        <w:rFonts w:ascii="Symbol" w:hAnsi="Symbol" w:hint="default"/>
+      </w:rPr>
+    </w:lvl>
+    <w:lvl w:ilvl="4" w:tplc="2C0A0003" w:tentative="1">
+      <w:start w:val="1"/>
+      <w:numFmt w:val="bullet"/>
+      <w:lvlText w:val="o"/>
+      <w:lvlJc w:val="left"/>
+      <w:pPr>
+        <w:ind w:left="3600" w:hanging="360"/>
+      </w:pPr>
+      <w:rPr>
+        <w:rFonts w:ascii="Courier New" w:hAnsi="Courier New" w:cs="Courier New" w:hint="default"/>
+      </w:rPr>
+    </w:lvl>
+    <w:lvl w:ilvl="5" w:tplc="2C0A0005" w:tentative="1">
+      <w:start w:val="1"/>
+      <w:numFmt w:val="bullet"/>
+      <w:lvlText w:val=""/>
+      <w:lvlJc w:val="left"/>
+      <w:pPr>
+        <w:ind w:left="4320" w:hanging="360"/>
+      </w:pPr>
+      <w:rPr>
+        <w:rFonts w:ascii="Wingdings" w:hAnsi="Wingdings" w:hint="default"/>
+      </w:rPr>
+    </w:lvl>
+    <w:lvl w:ilvl="6" w:tplc="2C0A0001" w:tentative="1">
+      <w:start w:val="1"/>
+      <w:numFmt w:val="bullet"/>
+      <w:lvlText w:val=""/>
+      <w:lvlJc w:val="left"/>
+      <w:pPr>
+        <w:ind w:left="5040" w:hanging="360"/>
+      </w:pPr>
+      <w:rPr>
+        <w:rFonts w:ascii="Symbol" w:hAnsi="Symbol" w:hint="default"/>
+      </w:rPr>
+    </w:lvl>
+    <w:lvl w:ilvl="7" w:tplc="2C0A0003" w:tentative="1">
+      <w:start w:val="1"/>
+      <w:numFmt w:val="bullet"/>
+      <w:lvlText w:val="o"/>
+      <w:lvlJc w:val="left"/>
+      <w:pPr>
+        <w:ind w:left="5760" w:hanging="360"/>
+      </w:pPr>
+      <w:rPr>
+        <w:rFonts w:ascii="Courier New" w:hAnsi="Courier New" w:cs="Courier New" w:hint="default"/>
+      </w:rPr>
+    </w:lvl>
+    <w:lvl w:ilvl="8" w:tplc="2C0A0005" w:tentative="1">
+      <w:start w:val="1"/>
+      <w:numFmt w:val="bullet"/>
+      <w:lvlText w:val=""/>
+      <w:lvlJc w:val="left"/>
+      <w:pPr>
+        <w:ind w:left="6480" w:hanging="360"/>
+      </w:pPr>
+      <w:rPr>
+        <w:rFonts w:ascii="Wingdings" w:hAnsi="Wingdings" w:hint="default"/>
+      </w:rPr>
+    </w:lvl>
+  </w:abstractNum>
+  <w:num w:numId="1" w16cid:durableId="1681659466">
+    <w:abstractNumId w:val="3"/>
+  </w:num>
+  <w:num w:numId="2" w16cid:durableId="1330980687">
+    <w:abstractNumId w:val="2"/>
+  </w:num>
+  <w:num w:numId="3" w16cid:durableId="1153837622">
+    <w:abstractNumId w:val="1"/>
+  </w:num>
+  <w:num w:numId="4" w16cid:durableId="832181408">
+    <w:abstractNumId w:val="5"/>
+  </w:num>
+  <w:num w:numId="5" w16cid:durableId="1913156507">
+    <w:abstractNumId w:val="4"/>
+  </w:num>
+  <w:num w:numId="6" w16cid:durableId="1303467317">
+    <w:abstractNumId w:val="0"/>
+  </w:num>
+  <w:num w:numId="7" w16cid:durableId="1750998871">
+    <w:abstractNumId w:val="6"/>
+  </w:num>
+</w:numbering>
 </file>
 
 <file path=word/styles.xml><?xml version="1.0" encoding="utf-8"?>
@@ -487,7 +2372,6 @@
     <w:next w:val="Normal"/>
     <w:link w:val="Ttulo2Car"/>
     <w:uiPriority w:val="9"/>
-    <w:semiHidden/>
     <w:unhideWhenUsed/>
     <w:qFormat/>
     <w:rsid w:val="009377C8"/>
@@ -738,7 +2622,6 @@
     <w:basedOn w:val="Fuentedeprrafopredeter"/>
     <w:link w:val="Ttulo2"/>
     <w:uiPriority w:val="9"/>
-    <w:semiHidden/>
     <w:rsid w:val="009377C8"/>
     <w:rPr>
       <w:rFonts w:ascii="Arial" w:eastAsiaTheme="majorEastAsia" w:hAnsi="Arial" w:cstheme="majorBidi"/>
@@ -984,6 +2867,58 @@
       <w:smallCaps/>
       <w:color w:val="0F4761" w:themeColor="accent1" w:themeShade="BF"/>
       <w:spacing w:val="5"/>
+    </w:rPr>
+  </w:style>
+  <w:style w:type="paragraph" w:styleId="Encabezado">
+    <w:name w:val="header"/>
+    <w:basedOn w:val="Normal"/>
+    <w:link w:val="EncabezadoCar"/>
+    <w:uiPriority w:val="99"/>
+    <w:unhideWhenUsed/>
+    <w:rsid w:val="00C97B47"/>
+    <w:pPr>
+      <w:tabs>
+        <w:tab w:val="center" w:pos="4252"/>
+        <w:tab w:val="right" w:pos="8504"/>
+      </w:tabs>
+      <w:spacing w:after="0" w:line="240" w:lineRule="auto"/>
+    </w:pPr>
+  </w:style>
+  <w:style w:type="character" w:customStyle="1" w:styleId="EncabezadoCar">
+    <w:name w:val="Encabezado Car"/>
+    <w:basedOn w:val="Fuentedeprrafopredeter"/>
+    <w:link w:val="Encabezado"/>
+    <w:uiPriority w:val="99"/>
+    <w:rsid w:val="00C97B47"/>
+    <w:rPr>
+      <w:rFonts w:ascii="Arial" w:hAnsi="Arial"/>
+      <w:sz w:val="24"/>
+    </w:rPr>
+  </w:style>
+  <w:style w:type="paragraph" w:styleId="Piedepgina">
+    <w:name w:val="footer"/>
+    <w:basedOn w:val="Normal"/>
+    <w:link w:val="PiedepginaCar"/>
+    <w:uiPriority w:val="99"/>
+    <w:unhideWhenUsed/>
+    <w:rsid w:val="00C97B47"/>
+    <w:pPr>
+      <w:tabs>
+        <w:tab w:val="center" w:pos="4252"/>
+        <w:tab w:val="right" w:pos="8504"/>
+      </w:tabs>
+      <w:spacing w:after="0" w:line="240" w:lineRule="auto"/>
+    </w:pPr>
+  </w:style>
+  <w:style w:type="character" w:customStyle="1" w:styleId="PiedepginaCar">
+    <w:name w:val="Pie de página Car"/>
+    <w:basedOn w:val="Fuentedeprrafopredeter"/>
+    <w:link w:val="Piedepgina"/>
+    <w:uiPriority w:val="99"/>
+    <w:rsid w:val="00C97B47"/>
+    <w:rPr>
+      <w:rFonts w:ascii="Arial" w:hAnsi="Arial"/>
+      <w:sz w:val="24"/>
     </w:rPr>
   </w:style>
 </w:styles>
